--- a/docs/lista_louvores/Textos_Louvores/NENHUMA CONDENAÇÃO HÁ.docx
+++ b/docs/lista_louvores/Textos_Louvores/NENHUMA CONDENAÇÃO HÁ.docx
@@ -1,10 +1,10 @@
 
 <file path=word/document.xml><?xml version="1.0" encoding="utf-8"?>
-<w:document xmlns:wpc="http://schemas.microsoft.com/office/word/2010/wordprocessingCanvas" xmlns:cx="http://schemas.microsoft.com/office/drawing/2014/chartex" xmlns:cx1="http://schemas.microsoft.com/office/drawing/2015/9/8/chartex" xmlns:cx2="http://schemas.microsoft.com/office/drawing/2015/10/21/chartex" xmlns:cx3="http://schemas.microsoft.com/office/drawing/2016/5/9/chartex" xmlns:cx4="http://schemas.microsoft.com/office/drawing/2016/5/10/chartex" xmlns:cx5="http://schemas.microsoft.com/office/drawing/2016/5/11/chartex" xmlns:cx6="http://schemas.microsoft.com/office/drawing/2016/5/12/chartex" xmlns:cx7="http://schemas.microsoft.com/office/drawing/2016/5/13/chartex" xmlns:cx8="http://schemas.microsoft.com/office/drawing/2016/5/14/chartex" xmlns:mc="http://schemas.openxmlformats.org/markup-compatibility/2006" xmlns:aink="http://schemas.microsoft.com/office/drawing/2016/ink" xmlns:am3d="http://schemas.microsoft.com/office/drawing/2017/model3d" xmlns:o="urn:schemas-microsoft-com:office:office" xmlns:r="http://schemas.openxmlformats.org/officeDocument/2006/relationships" xmlns:m="http://schemas.openxmlformats.org/officeDocument/2006/math" xmlns:v="urn:schemas-microsoft-com:vml" xmlns:wp14="http://schemas.microsoft.com/office/word/2010/wordprocessingDrawing" xmlns:wp="http://schemas.openxmlformats.org/drawingml/2006/wordprocessingDrawing" xmlns:w10="urn:schemas-microsoft-com:office:word" xmlns:w="http://schemas.openxmlformats.org/wordprocessingml/2006/main" xmlns:w14="http://schemas.microsoft.com/office/word/2010/wordml" xmlns:w15="http://schemas.microsoft.com/office/word/2012/wordml" xmlns:w16cid="http://schemas.microsoft.com/office/word/2016/wordml/cid" xmlns:w16se="http://schemas.microsoft.com/office/word/2015/wordml/symex" xmlns:wpg="http://schemas.microsoft.com/office/word/2010/wordprocessingGroup" xmlns:wpi="http://schemas.microsoft.com/office/word/2010/wordprocessingInk" xmlns:wne="http://schemas.microsoft.com/office/word/2006/wordml" xmlns:wps="http://schemas.microsoft.com/office/word/2010/wordprocessingShape" mc:Ignorable="w14 w15 w16se w16cid wp14">
+<w:document xmlns:wpc="http://schemas.microsoft.com/office/word/2010/wordprocessingCanvas" xmlns:cx="http://schemas.microsoft.com/office/drawing/2014/chartex" xmlns:cx1="http://schemas.microsoft.com/office/drawing/2015/9/8/chartex" xmlns:cx2="http://schemas.microsoft.com/office/drawing/2015/10/21/chartex" xmlns:cx3="http://schemas.microsoft.com/office/drawing/2016/5/9/chartex" xmlns:cx4="http://schemas.microsoft.com/office/drawing/2016/5/10/chartex" xmlns:cx5="http://schemas.microsoft.com/office/drawing/2016/5/11/chartex" xmlns:cx6="http://schemas.microsoft.com/office/drawing/2016/5/12/chartex" xmlns:cx7="http://schemas.microsoft.com/office/drawing/2016/5/13/chartex" xmlns:cx8="http://schemas.microsoft.com/office/drawing/2016/5/14/chartex" xmlns:mc="http://schemas.openxmlformats.org/markup-compatibility/2006" xmlns:aink="http://schemas.microsoft.com/office/drawing/2016/ink" xmlns:am3d="http://schemas.microsoft.com/office/drawing/2017/model3d" xmlns:o="urn:schemas-microsoft-com:office:office" xmlns:oel="http://schemas.microsoft.com/office/2019/extlst" xmlns:r="http://schemas.openxmlformats.org/officeDocument/2006/relationships" xmlns:m="http://schemas.openxmlformats.org/officeDocument/2006/math" xmlns:v="urn:schemas-microsoft-com:vml" xmlns:wp14="http://schemas.microsoft.com/office/word/2010/wordprocessingDrawing" xmlns:wp="http://schemas.openxmlformats.org/drawingml/2006/wordprocessingDrawing" xmlns:w10="urn:schemas-microsoft-com:office:word" xmlns:w="http://schemas.openxmlformats.org/wordprocessingml/2006/main" xmlns:w14="http://schemas.microsoft.com/office/word/2010/wordml" xmlns:w15="http://schemas.microsoft.com/office/word/2012/wordml" xmlns:w16cex="http://schemas.microsoft.com/office/word/2018/wordml/cex" xmlns:w16cid="http://schemas.microsoft.com/office/word/2016/wordml/cid" xmlns:w16="http://schemas.microsoft.com/office/word/2018/wordml" xmlns:w16du="http://schemas.microsoft.com/office/word/2023/wordml/word16du" xmlns:w16sdtdh="http://schemas.microsoft.com/office/word/2020/wordml/sdtdatahash" xmlns:w16sdtfl="http://schemas.microsoft.com/office/word/2024/wordml/sdtformatlock" xmlns:w16se="http://schemas.microsoft.com/office/word/2015/wordml/symex" xmlns:wpg="http://schemas.microsoft.com/office/word/2010/wordprocessingGroup" xmlns:wpi="http://schemas.microsoft.com/office/word/2010/wordprocessingInk" xmlns:wne="http://schemas.microsoft.com/office/word/2006/wordml" xmlns:wps="http://schemas.microsoft.com/office/word/2010/wordprocessingShape" mc:Ignorable="w14 w15 w16se w16cid w16 w16cex w16sdtdh w16sdtfl w16du wp14">
   <w:body>
     <w:p>
       <w:pPr>
-        <w:pStyle w:val="SemEspaamento"/>
+        <w:pStyle w:val="Ttulo1"/>
       </w:pPr>
       <w:r>
         <w:t>NENHUMA CONDENAÇÃO HÁ</w:t>
@@ -14,434 +14,665 @@
       </w:r>
     </w:p>
     <w:p>
-      <w:r>
+      <w:pPr>
+        <w:rPr>
+          <w:rFonts w:ascii="Times New Roman" w:hAnsi="Times New Roman"/>
+        </w:rPr>
+      </w:pPr>
+      <w:r>
+        <w:rPr>
+          <w:rFonts w:ascii="Times New Roman" w:hAnsi="Times New Roman"/>
+        </w:rPr>
         <w:t>De todas as provas que eu já passei</w:t>
       </w:r>
       <w:r>
+        <w:rPr>
+          <w:rFonts w:ascii="Times New Roman" w:hAnsi="Times New Roman"/>
+        </w:rPr>
         <w:br/>
         <w:t xml:space="preserve">É tão difícil Senhor, </w:t>
       </w:r>
       <w:r>
-        <w:br/>
-      </w:r>
-      <w:r>
+        <w:rPr>
+          <w:rFonts w:ascii="Times New Roman" w:hAnsi="Times New Roman"/>
+        </w:rPr>
+        <w:br/>
+      </w:r>
+      <w:r>
+        <w:rPr>
+          <w:rFonts w:ascii="Times New Roman" w:hAnsi="Times New Roman"/>
+        </w:rPr>
         <w:t>A</w:t>
       </w:r>
       <w:r>
+        <w:rPr>
+          <w:rFonts w:ascii="Times New Roman" w:hAnsi="Times New Roman"/>
+        </w:rPr>
         <w:t xml:space="preserve"> gente ter que ouvir </w:t>
       </w:r>
       <w:r>
-        <w:br/>
-      </w:r>
-      <w:r>
+        <w:rPr>
+          <w:rFonts w:ascii="Times New Roman" w:hAnsi="Times New Roman"/>
+        </w:rPr>
+        <w:br/>
+      </w:r>
+      <w:r>
+        <w:rPr>
+          <w:rFonts w:ascii="Times New Roman" w:hAnsi="Times New Roman"/>
+        </w:rPr>
         <w:t>A</w:t>
       </w:r>
       <w:r>
+        <w:rPr>
+          <w:rFonts w:ascii="Times New Roman" w:hAnsi="Times New Roman"/>
+        </w:rPr>
         <w:t>cusações do vil tentador</w:t>
       </w:r>
     </w:p>
     <w:p>
-      <w:r>
+      <w:pPr>
+        <w:rPr>
+          <w:rFonts w:ascii="Times New Roman" w:hAnsi="Times New Roman"/>
+        </w:rPr>
+      </w:pPr>
+      <w:r>
+        <w:rPr>
+          <w:rFonts w:ascii="Times New Roman" w:hAnsi="Times New Roman"/>
+        </w:rPr>
         <w:t>Lembranças do passado vêm</w:t>
       </w:r>
       <w:r>
-        <w:br/>
-      </w:r>
-      <w:r>
+        <w:rPr>
+          <w:rFonts w:ascii="Times New Roman" w:hAnsi="Times New Roman"/>
+        </w:rPr>
+        <w:br/>
+      </w:r>
+      <w:r>
+        <w:rPr>
+          <w:rFonts w:ascii="Times New Roman" w:hAnsi="Times New Roman"/>
+        </w:rPr>
         <w:t>E</w:t>
       </w:r>
       <w:r>
+        <w:rPr>
+          <w:rFonts w:ascii="Times New Roman" w:hAnsi="Times New Roman"/>
+        </w:rPr>
         <w:t xml:space="preserve"> querem me fazer parar</w:t>
       </w:r>
       <w:r>
+        <w:rPr>
+          <w:rFonts w:ascii="Times New Roman" w:hAnsi="Times New Roman"/>
+        </w:rPr>
         <w:br/>
         <w:t>Ou mesmo palavras de alguém</w:t>
       </w:r>
       <w:r>
-        <w:br/>
-      </w:r>
-      <w:r>
+        <w:rPr>
+          <w:rFonts w:ascii="Times New Roman" w:hAnsi="Times New Roman"/>
+        </w:rPr>
+        <w:br/>
+      </w:r>
+      <w:r>
+        <w:rPr>
+          <w:rFonts w:ascii="Times New Roman" w:hAnsi="Times New Roman"/>
+        </w:rPr>
         <w:t>Q</w:t>
       </w:r>
       <w:r>
+        <w:rPr>
+          <w:rFonts w:ascii="Times New Roman" w:hAnsi="Times New Roman"/>
+        </w:rPr>
         <w:t>ue não quer na gente acreditar</w:t>
       </w:r>
     </w:p>
     <w:p>
       <w:pPr>
         <w:rPr>
+          <w:rFonts w:ascii="Times New Roman" w:hAnsi="Times New Roman"/>
+        </w:rPr>
+      </w:pPr>
+      <w:r>
+        <w:rPr>
+          <w:rFonts w:ascii="Times New Roman" w:hAnsi="Times New Roman"/>
+        </w:rPr>
+        <w:t>E quase parando, sem força e vigor,</w:t>
+      </w:r>
+      <w:r>
+        <w:rPr>
+          <w:rFonts w:ascii="Times New Roman" w:hAnsi="Times New Roman"/>
+        </w:rPr>
+        <w:br/>
+      </w:r>
+      <w:r>
+        <w:rPr>
+          <w:rFonts w:ascii="Times New Roman" w:hAnsi="Times New Roman"/>
+        </w:rPr>
+        <w:t>A</w:t>
+      </w:r>
+      <w:r>
+        <w:rPr>
+          <w:rFonts w:ascii="Times New Roman" w:hAnsi="Times New Roman"/>
+        </w:rPr>
+        <w:t xml:space="preserve"> gente lê a Palavra</w:t>
+      </w:r>
+      <w:r>
+        <w:rPr>
+          <w:rFonts w:ascii="Times New Roman" w:hAnsi="Times New Roman"/>
+        </w:rPr>
+        <w:br/>
+        <w:t xml:space="preserve">E encontra bastante poder </w:t>
+      </w:r>
+      <w:proofErr w:type="gramStart"/>
+      <w:r>
+        <w:rPr>
+          <w:rFonts w:ascii="Times New Roman" w:hAnsi="Times New Roman"/>
+        </w:rPr>
+        <w:t>pra</w:t>
+      </w:r>
+      <w:proofErr w:type="gramEnd"/>
+      <w:r>
+        <w:rPr>
+          <w:rFonts w:ascii="Times New Roman" w:hAnsi="Times New Roman"/>
+        </w:rPr>
+        <w:t xml:space="preserve"> vencer</w:t>
+      </w:r>
+      <w:r>
+        <w:rPr>
+          <w:rFonts w:ascii="Times New Roman" w:hAnsi="Times New Roman"/>
+        </w:rPr>
+        <w:br/>
+      </w:r>
+      <w:r>
+        <w:rPr>
+          <w:rFonts w:ascii="Times New Roman" w:hAnsi="Times New Roman"/>
+        </w:rPr>
+        <w:t>C</w:t>
+      </w:r>
+      <w:r>
+        <w:rPr>
+          <w:rFonts w:ascii="Times New Roman" w:hAnsi="Times New Roman"/>
+        </w:rPr>
+        <w:t>ontinuar a jornada</w:t>
+      </w:r>
+    </w:p>
+    <w:p>
+      <w:pPr>
+        <w:rPr>
+          <w:rFonts w:ascii="Times New Roman" w:hAnsi="Times New Roman"/>
+        </w:rPr>
+      </w:pPr>
+      <w:r>
+        <w:rPr>
+          <w:rFonts w:ascii="Times New Roman" w:hAnsi="Times New Roman"/>
+        </w:rPr>
+        <w:t xml:space="preserve">E vê que o passado ficou </w:t>
+      </w:r>
+      <w:proofErr w:type="gramStart"/>
+      <w:r>
+        <w:rPr>
+          <w:rFonts w:ascii="Times New Roman" w:hAnsi="Times New Roman"/>
+        </w:rPr>
+        <w:t>pra</w:t>
+      </w:r>
+      <w:proofErr w:type="gramEnd"/>
+      <w:r>
+        <w:rPr>
+          <w:rFonts w:ascii="Times New Roman" w:hAnsi="Times New Roman"/>
+        </w:rPr>
+        <w:t xml:space="preserve"> trás,</w:t>
+      </w:r>
+      <w:r>
+        <w:rPr>
+          <w:rFonts w:ascii="Times New Roman" w:hAnsi="Times New Roman"/>
+        </w:rPr>
+        <w:br/>
+      </w:r>
+      <w:r>
+        <w:rPr>
+          <w:rFonts w:ascii="Times New Roman" w:hAnsi="Times New Roman"/>
+        </w:rPr>
+        <w:t>P</w:t>
+      </w:r>
+      <w:r>
+        <w:rPr>
+          <w:rFonts w:ascii="Times New Roman" w:hAnsi="Times New Roman"/>
+        </w:rPr>
+        <w:t>ois Cristo, na cruz, tudo já venceu</w:t>
+      </w:r>
+      <w:r>
+        <w:rPr>
+          <w:rFonts w:ascii="Times New Roman" w:hAnsi="Times New Roman"/>
+        </w:rPr>
+        <w:br/>
+        <w:t>E saber que dele não lembra mais,</w:t>
+      </w:r>
+      <w:r>
+        <w:rPr>
+          <w:rFonts w:ascii="Times New Roman" w:hAnsi="Times New Roman"/>
+        </w:rPr>
+        <w:br/>
+      </w:r>
+      <w:r>
+        <w:rPr>
+          <w:rFonts w:ascii="Times New Roman" w:hAnsi="Times New Roman"/>
+        </w:rPr>
+        <w:t>E</w:t>
+      </w:r>
+      <w:r>
+        <w:rPr>
+          <w:rFonts w:ascii="Times New Roman" w:hAnsi="Times New Roman"/>
+        </w:rPr>
+        <w:t xml:space="preserve">u canto </w:t>
+      </w:r>
+      <w:proofErr w:type="gramStart"/>
+      <w:r>
+        <w:rPr>
+          <w:rFonts w:ascii="Times New Roman" w:hAnsi="Times New Roman"/>
+        </w:rPr>
+        <w:t>pra</w:t>
+      </w:r>
+      <w:proofErr w:type="gramEnd"/>
+      <w:r>
+        <w:rPr>
+          <w:rFonts w:ascii="Times New Roman" w:hAnsi="Times New Roman"/>
+        </w:rPr>
+        <w:t xml:space="preserve"> glória de Deus!</w:t>
+      </w:r>
+    </w:p>
+    <w:p>
+      <w:pPr>
+        <w:rPr>
+          <w:rFonts w:ascii="Times New Roman" w:hAnsi="Times New Roman"/>
           <w:b/>
           <w:bCs/>
-        </w:rPr>
-      </w:pPr>
-      <w:r>
-        <w:rPr>
+          <w:i/>
+          <w:iCs/>
+        </w:rPr>
+      </w:pPr>
+      <w:r>
+        <w:rPr>
+          <w:rFonts w:ascii="Times New Roman" w:hAnsi="Times New Roman"/>
           <w:b/>
           <w:bCs/>
-        </w:rPr>
-        <w:t>E quase parando, sem força e vigor,</w:t>
-      </w:r>
-      <w:r>
-        <w:rPr>
+          <w:i/>
+          <w:iCs/>
+        </w:rPr>
+        <w:t>Nenhuma condenação há</w:t>
+      </w:r>
+      <w:r>
+        <w:rPr>
+          <w:rFonts w:ascii="Times New Roman" w:hAnsi="Times New Roman"/>
           <w:b/>
           <w:bCs/>
-        </w:rPr>
-        <w:br/>
-      </w:r>
-      <w:r>
-        <w:rPr>
+          <w:i/>
+          <w:iCs/>
+        </w:rPr>
+        <w:br/>
+      </w:r>
+      <w:r>
+        <w:rPr>
+          <w:rFonts w:ascii="Times New Roman" w:hAnsi="Times New Roman"/>
           <w:b/>
           <w:bCs/>
-        </w:rPr>
-        <w:t>A</w:t>
-      </w:r>
-      <w:r>
-        <w:rPr>
+          <w:i/>
+          <w:iCs/>
+        </w:rPr>
+        <w:t>P</w:t>
+      </w:r>
+      <w:r>
+        <w:rPr>
+          <w:rFonts w:ascii="Times New Roman" w:hAnsi="Times New Roman"/>
           <w:b/>
           <w:bCs/>
-        </w:rPr>
-        <w:t xml:space="preserve"> gente lê a Palavra</w:t>
-      </w:r>
-      <w:r>
-        <w:rPr>
+          <w:i/>
+          <w:iCs/>
+        </w:rPr>
+        <w:t>ara quem está em Ti, Jesus</w:t>
+      </w:r>
+      <w:r>
+        <w:rPr>
+          <w:rFonts w:ascii="Times New Roman" w:hAnsi="Times New Roman"/>
           <w:b/>
           <w:bCs/>
-        </w:rPr>
-        <w:br/>
-        <w:t xml:space="preserve">E encontra bastante poder </w:t>
-      </w:r>
-      <w:proofErr w:type="gramStart"/>
-      <w:r>
-        <w:rPr>
+          <w:i/>
+          <w:iCs/>
+        </w:rPr>
+        <w:br/>
+        <w:t>Cuja vida coberta está</w:t>
+      </w:r>
+      <w:r>
+        <w:rPr>
+          <w:rFonts w:ascii="Times New Roman" w:hAnsi="Times New Roman"/>
           <w:b/>
           <w:bCs/>
-        </w:rPr>
-        <w:t>pra</w:t>
-      </w:r>
-      <w:proofErr w:type="gramEnd"/>
-      <w:r>
-        <w:rPr>
+          <w:i/>
+          <w:iCs/>
+        </w:rPr>
+        <w:br/>
+      </w:r>
+      <w:r>
+        <w:rPr>
+          <w:rFonts w:ascii="Times New Roman" w:hAnsi="Times New Roman"/>
           <w:b/>
           <w:bCs/>
-        </w:rPr>
-        <w:t xml:space="preserve"> vencer</w:t>
-      </w:r>
-      <w:r>
-        <w:rPr>
+          <w:i/>
+          <w:iCs/>
+        </w:rPr>
+        <w:t>P</w:t>
+      </w:r>
+      <w:r>
+        <w:rPr>
+          <w:rFonts w:ascii="Times New Roman" w:hAnsi="Times New Roman"/>
           <w:b/>
           <w:bCs/>
-        </w:rPr>
-        <w:br/>
-      </w:r>
-      <w:r>
-        <w:rPr>
+          <w:i/>
+          <w:iCs/>
+        </w:rPr>
+        <w:t>elo sangue que desceu da cruz</w:t>
+      </w:r>
+    </w:p>
+    <w:p>
+      <w:pPr>
+        <w:rPr>
+          <w:rFonts w:ascii="Times New Roman" w:hAnsi="Times New Roman"/>
+        </w:rPr>
+      </w:pPr>
+      <w:r>
+        <w:rPr>
+          <w:rFonts w:ascii="Times New Roman" w:hAnsi="Times New Roman"/>
+        </w:rPr>
+        <w:t>É</w:t>
+      </w:r>
+      <w:r>
+        <w:rPr>
+          <w:rFonts w:ascii="Times New Roman" w:hAnsi="Times New Roman"/>
+        </w:rPr>
+        <w:t xml:space="preserve"> certo que provas virão,</w:t>
+      </w:r>
+      <w:r>
+        <w:rPr>
+          <w:rFonts w:ascii="Times New Roman" w:hAnsi="Times New Roman"/>
+        </w:rPr>
+        <w:br/>
+      </w:r>
+      <w:r>
+        <w:rPr>
+          <w:rFonts w:ascii="Times New Roman" w:hAnsi="Times New Roman"/>
+        </w:rPr>
+        <w:t>I</w:t>
+      </w:r>
+      <w:r>
+        <w:rPr>
+          <w:rFonts w:ascii="Times New Roman" w:hAnsi="Times New Roman"/>
+        </w:rPr>
+        <w:t>nvestidas do vil tentador,</w:t>
+      </w:r>
+      <w:r>
+        <w:rPr>
+          <w:rFonts w:ascii="Times New Roman" w:hAnsi="Times New Roman"/>
+        </w:rPr>
+        <w:br/>
+        <w:t>Mas nenhuma condenação há,</w:t>
+      </w:r>
+      <w:r>
+        <w:rPr>
+          <w:rFonts w:ascii="Times New Roman" w:hAnsi="Times New Roman"/>
+        </w:rPr>
+        <w:br/>
+      </w:r>
+      <w:r>
+        <w:rPr>
+          <w:rFonts w:ascii="Times New Roman" w:hAnsi="Times New Roman"/>
+        </w:rPr>
+        <w:t>P</w:t>
+      </w:r>
+      <w:r>
+        <w:rPr>
+          <w:rFonts w:ascii="Times New Roman" w:hAnsi="Times New Roman"/>
+        </w:rPr>
+        <w:t>ara quem está em Ti,</w:t>
+      </w:r>
+      <w:r>
+        <w:rPr>
+          <w:rFonts w:ascii="Times New Roman" w:hAnsi="Times New Roman"/>
+        </w:rPr>
+        <w:br/>
+      </w:r>
+      <w:r>
+        <w:rPr>
+          <w:rFonts w:ascii="Times New Roman" w:hAnsi="Times New Roman"/>
+        </w:rPr>
+        <w:t>Q</w:t>
+      </w:r>
+      <w:r>
+        <w:rPr>
+          <w:rFonts w:ascii="Times New Roman" w:hAnsi="Times New Roman"/>
+        </w:rPr>
+        <w:t>uerido Senhor!</w:t>
+      </w:r>
+    </w:p>
+    <w:p>
+      <w:pPr>
+        <w:rPr>
+          <w:rFonts w:ascii="Times New Roman" w:hAnsi="Times New Roman"/>
+        </w:rPr>
+      </w:pPr>
+      <w:r>
+        <w:rPr>
+          <w:rFonts w:ascii="Times New Roman" w:hAnsi="Times New Roman"/>
+        </w:rPr>
+        <w:t>E quase parando, sem força e vigor,</w:t>
+      </w:r>
+      <w:r>
+        <w:rPr>
+          <w:rFonts w:ascii="Times New Roman" w:hAnsi="Times New Roman"/>
+        </w:rPr>
+        <w:br/>
+        <w:t>A gente lê a Palavra</w:t>
+      </w:r>
+      <w:r>
+        <w:rPr>
+          <w:rFonts w:ascii="Times New Roman" w:hAnsi="Times New Roman"/>
+        </w:rPr>
+        <w:br/>
+        <w:t xml:space="preserve">E encontra bastante poder </w:t>
+      </w:r>
+      <w:proofErr w:type="gramStart"/>
+      <w:r>
+        <w:rPr>
+          <w:rFonts w:ascii="Times New Roman" w:hAnsi="Times New Roman"/>
+        </w:rPr>
+        <w:t>pra</w:t>
+      </w:r>
+      <w:proofErr w:type="gramEnd"/>
+      <w:r>
+        <w:rPr>
+          <w:rFonts w:ascii="Times New Roman" w:hAnsi="Times New Roman"/>
+        </w:rPr>
+        <w:t xml:space="preserve"> vencer</w:t>
+      </w:r>
+      <w:r>
+        <w:rPr>
+          <w:rFonts w:ascii="Times New Roman" w:hAnsi="Times New Roman"/>
+        </w:rPr>
+        <w:br/>
+        <w:t>Continuar a jornada</w:t>
+      </w:r>
+    </w:p>
+    <w:p>
+      <w:pPr>
+        <w:rPr>
+          <w:rFonts w:ascii="Times New Roman" w:hAnsi="Times New Roman"/>
+        </w:rPr>
+      </w:pPr>
+      <w:r>
+        <w:rPr>
+          <w:rFonts w:ascii="Times New Roman" w:hAnsi="Times New Roman"/>
+        </w:rPr>
+        <w:t xml:space="preserve">E vê que o passado ficou </w:t>
+      </w:r>
+      <w:proofErr w:type="gramStart"/>
+      <w:r>
+        <w:rPr>
+          <w:rFonts w:ascii="Times New Roman" w:hAnsi="Times New Roman"/>
+        </w:rPr>
+        <w:t>pra</w:t>
+      </w:r>
+      <w:proofErr w:type="gramEnd"/>
+      <w:r>
+        <w:rPr>
+          <w:rFonts w:ascii="Times New Roman" w:hAnsi="Times New Roman"/>
+        </w:rPr>
+        <w:t xml:space="preserve"> trás,</w:t>
+      </w:r>
+      <w:r>
+        <w:rPr>
+          <w:rFonts w:ascii="Times New Roman" w:hAnsi="Times New Roman"/>
+        </w:rPr>
+        <w:br/>
+        <w:t>Pois Cristo, na cruz, tudo já venceu</w:t>
+      </w:r>
+      <w:r>
+        <w:rPr>
+          <w:rFonts w:ascii="Times New Roman" w:hAnsi="Times New Roman"/>
+        </w:rPr>
+        <w:br/>
+        <w:t>E saber que dele não lembra mais,</w:t>
+      </w:r>
+      <w:r>
+        <w:rPr>
+          <w:rFonts w:ascii="Times New Roman" w:hAnsi="Times New Roman"/>
+        </w:rPr>
+        <w:br/>
+        <w:t xml:space="preserve">Eu canto </w:t>
+      </w:r>
+      <w:proofErr w:type="gramStart"/>
+      <w:r>
+        <w:rPr>
+          <w:rFonts w:ascii="Times New Roman" w:hAnsi="Times New Roman"/>
+        </w:rPr>
+        <w:t>pra</w:t>
+      </w:r>
+      <w:proofErr w:type="gramEnd"/>
+      <w:r>
+        <w:rPr>
+          <w:rFonts w:ascii="Times New Roman" w:hAnsi="Times New Roman"/>
+        </w:rPr>
+        <w:t xml:space="preserve"> glória de Deus!</w:t>
+      </w:r>
+    </w:p>
+    <w:p>
+      <w:pPr>
+        <w:rPr>
+          <w:rFonts w:ascii="Times New Roman" w:hAnsi="Times New Roman"/>
           <w:b/>
           <w:bCs/>
-        </w:rPr>
-        <w:t>C</w:t>
-      </w:r>
-      <w:r>
-        <w:rPr>
+          <w:i/>
+          <w:iCs/>
+        </w:rPr>
+      </w:pPr>
+      <w:r>
+        <w:rPr>
+          <w:rFonts w:ascii="Times New Roman" w:hAnsi="Times New Roman"/>
           <w:b/>
           <w:bCs/>
-        </w:rPr>
-        <w:t>ontinuar a jornada</w:t>
+          <w:i/>
+          <w:iCs/>
+        </w:rPr>
+        <w:t>[REFRÃO]</w:t>
       </w:r>
     </w:p>
     <w:p>
       <w:pPr>
         <w:rPr>
-          <w:b/>
-          <w:bCs/>
-        </w:rPr>
-      </w:pPr>
-      <w:r>
-        <w:rPr>
-          <w:b/>
-          <w:bCs/>
-        </w:rPr>
-        <w:t xml:space="preserve">E vê que o passado ficou </w:t>
-      </w:r>
-      <w:proofErr w:type="gramStart"/>
-      <w:r>
-        <w:rPr>
-          <w:b/>
-          <w:bCs/>
-        </w:rPr>
-        <w:t>pra</w:t>
-      </w:r>
-      <w:proofErr w:type="gramEnd"/>
-      <w:r>
-        <w:rPr>
-          <w:b/>
-          <w:bCs/>
-        </w:rPr>
-        <w:t xml:space="preserve"> trás,</w:t>
-      </w:r>
-      <w:r>
-        <w:rPr>
-          <w:b/>
-          <w:bCs/>
-        </w:rPr>
-        <w:br/>
-      </w:r>
-      <w:r>
-        <w:rPr>
-          <w:b/>
-          <w:bCs/>
-        </w:rPr>
-        <w:t>P</w:t>
-      </w:r>
-      <w:r>
-        <w:rPr>
-          <w:b/>
-          <w:bCs/>
-        </w:rPr>
-        <w:t>ois Cristo, na cruz, tudo já venceu</w:t>
-      </w:r>
-      <w:r>
-        <w:rPr>
-          <w:b/>
-          <w:bCs/>
-        </w:rPr>
-        <w:br/>
-        <w:t>E saber que dele não lembra mais,</w:t>
-      </w:r>
-      <w:r>
-        <w:rPr>
-          <w:b/>
-          <w:bCs/>
-        </w:rPr>
-        <w:br/>
-      </w:r>
-      <w:r>
-        <w:rPr>
-          <w:b/>
-          <w:bCs/>
-        </w:rPr>
-        <w:t>E</w:t>
-      </w:r>
-      <w:r>
-        <w:rPr>
-          <w:b/>
-          <w:bCs/>
-        </w:rPr>
-        <w:t>u canto pra glória de Deus!</w:t>
+          <w:rFonts w:ascii="Times New Roman" w:hAnsi="Times New Roman"/>
+        </w:rPr>
+      </w:pPr>
+      <w:r>
+        <w:rPr>
+          <w:rFonts w:ascii="Times New Roman" w:hAnsi="Times New Roman"/>
+        </w:rPr>
+        <w:t>É certo que provas virão,</w:t>
+      </w:r>
+      <w:r>
+        <w:rPr>
+          <w:rFonts w:ascii="Times New Roman" w:hAnsi="Times New Roman"/>
+        </w:rPr>
+        <w:br/>
+        <w:t>Investidas do vil tentador,</w:t>
+      </w:r>
+      <w:r>
+        <w:rPr>
+          <w:rFonts w:ascii="Times New Roman" w:hAnsi="Times New Roman"/>
+        </w:rPr>
+        <w:br/>
+        <w:t>Mas nenhuma condenação há,</w:t>
+      </w:r>
+      <w:r>
+        <w:rPr>
+          <w:rFonts w:ascii="Times New Roman" w:hAnsi="Times New Roman"/>
+        </w:rPr>
+        <w:br/>
+        <w:t>Para quem está em Ti,</w:t>
+      </w:r>
+      <w:r>
+        <w:rPr>
+          <w:rFonts w:ascii="Times New Roman" w:hAnsi="Times New Roman"/>
+        </w:rPr>
+        <w:br/>
+        <w:t>Querido Senhor!</w:t>
       </w:r>
     </w:p>
     <w:p>
       <w:pPr>
         <w:rPr>
-          <w:b/>
-          <w:bCs/>
-        </w:rPr>
-      </w:pPr>
-      <w:r>
-        <w:rPr>
-          <w:b/>
-          <w:bCs/>
-        </w:rPr>
-        <w:t>Nenhuma condenação há</w:t>
-      </w:r>
-      <w:r>
-        <w:rPr>
-          <w:b/>
-          <w:bCs/>
-        </w:rPr>
-        <w:br/>
-      </w:r>
-      <w:r>
-        <w:rPr>
-          <w:b/>
-          <w:bCs/>
-        </w:rPr>
-        <w:t>P</w:t>
-      </w:r>
-      <w:r>
-        <w:rPr>
-          <w:b/>
-          <w:bCs/>
-        </w:rPr>
-        <w:t>ara quem está em Ti, Jesus</w:t>
-      </w:r>
-      <w:r>
-        <w:rPr>
-          <w:b/>
-          <w:bCs/>
-        </w:rPr>
-        <w:br/>
-        <w:t>Cuja vida coberta está</w:t>
-      </w:r>
-      <w:r>
-        <w:rPr>
-          <w:b/>
-          <w:bCs/>
-        </w:rPr>
-        <w:br/>
-      </w:r>
-      <w:r>
-        <w:rPr>
-          <w:b/>
-          <w:bCs/>
-        </w:rPr>
-        <w:t>P</w:t>
-      </w:r>
-      <w:r>
-        <w:rPr>
-          <w:b/>
-          <w:bCs/>
-        </w:rPr>
-        <w:t>elo sangue que desceu da cruz</w:t>
-      </w:r>
-    </w:p>
-    <w:p>
-      <w:pPr>
-        <w:rPr>
-          <w:b/>
-          <w:bCs/>
-        </w:rPr>
-      </w:pPr>
-      <w:r>
-        <w:rPr>
-          <w:b/>
-          <w:bCs/>
-        </w:rPr>
-        <w:t>É</w:t>
-      </w:r>
-      <w:r>
-        <w:rPr>
-          <w:b/>
-          <w:bCs/>
-        </w:rPr>
-        <w:t xml:space="preserve"> certo que provas virão,</w:t>
-      </w:r>
-      <w:r>
-        <w:rPr>
-          <w:b/>
-          <w:bCs/>
-        </w:rPr>
-        <w:br/>
-      </w:r>
-      <w:r>
-        <w:rPr>
-          <w:b/>
-          <w:bCs/>
-        </w:rPr>
-        <w:t>I</w:t>
-      </w:r>
-      <w:r>
-        <w:rPr>
-          <w:b/>
-          <w:bCs/>
-        </w:rPr>
-        <w:t>nvestidas do vil tentador,</w:t>
-      </w:r>
-      <w:r>
-        <w:rPr>
-          <w:b/>
-          <w:bCs/>
-        </w:rPr>
-        <w:br/>
-        <w:t>Mas nenhuma condenação há,</w:t>
-      </w:r>
-      <w:r>
-        <w:rPr>
-          <w:b/>
-          <w:bCs/>
-        </w:rPr>
-        <w:br/>
-      </w:r>
-      <w:r>
-        <w:rPr>
-          <w:b/>
-          <w:bCs/>
-        </w:rPr>
-        <w:t>P</w:t>
-      </w:r>
-      <w:r>
-        <w:rPr>
-          <w:b/>
-          <w:bCs/>
-        </w:rPr>
-        <w:t>ara quem está em Ti,</w:t>
-      </w:r>
-      <w:r>
-        <w:rPr>
-          <w:b/>
-          <w:bCs/>
-        </w:rPr>
-        <w:br/>
-      </w:r>
-      <w:r>
-        <w:rPr>
-          <w:b/>
-          <w:bCs/>
+          <w:rFonts w:ascii="Times New Roman" w:hAnsi="Times New Roman"/>
+        </w:rPr>
+      </w:pPr>
+      <w:r>
+        <w:rPr>
+          <w:rFonts w:ascii="Times New Roman" w:hAnsi="Times New Roman"/>
+        </w:rPr>
+        <w:t>Para quem está em Ti,</w:t>
+      </w:r>
+      <w:r>
+        <w:rPr>
+          <w:rFonts w:ascii="Times New Roman" w:hAnsi="Times New Roman"/>
+        </w:rPr>
+        <w:br/>
+      </w:r>
+      <w:r>
+        <w:rPr>
+          <w:rFonts w:ascii="Times New Roman" w:hAnsi="Times New Roman"/>
         </w:rPr>
         <w:t>Q</w:t>
       </w:r>
       <w:r>
         <w:rPr>
-          <w:b/>
-          <w:bCs/>
-        </w:rPr>
-        <w:t>uerido Senhor!</w:t>
-      </w:r>
-    </w:p>
-    <w:p>
-      <w:pPr>
-        <w:rPr>
-          <w:b/>
-          <w:bCs/>
-        </w:rPr>
-      </w:pPr>
-      <w:r>
-        <w:rPr>
-          <w:b/>
-          <w:bCs/>
-        </w:rPr>
-        <w:t>[REPETE</w:t>
-      </w:r>
-      <w:r>
-        <w:rPr>
-          <w:b/>
-          <w:bCs/>
-        </w:rPr>
-        <w:t xml:space="preserve"> REFRÃO</w:t>
-      </w:r>
-      <w:r>
-        <w:rPr>
-          <w:b/>
-          <w:bCs/>
-        </w:rPr>
-        <w:t>]</w:t>
-      </w:r>
-    </w:p>
-    <w:p>
-      <w:r>
+          <w:rFonts w:ascii="Times New Roman" w:hAnsi="Times New Roman"/>
+        </w:rPr>
+        <w:t>uerido Senhor...</w:t>
+      </w:r>
+      <w:r>
+        <w:rPr>
+          <w:rFonts w:ascii="Times New Roman" w:hAnsi="Times New Roman"/>
+        </w:rPr>
+        <w:br/>
+      </w:r>
+      <w:r>
+        <w:rPr>
+          <w:rFonts w:ascii="Times New Roman" w:hAnsi="Times New Roman"/>
+        </w:rPr>
+        <w:lastRenderedPageBreak/>
         <w:t>Para quem está em Ti,</w:t>
       </w:r>
       <w:r>
-        <w:br/>
-      </w:r>
-      <w:r>
-        <w:t>Q</w:t>
-      </w:r>
-      <w:r>
-        <w:t>uerido Senhor...</w:t>
-      </w:r>
-      <w:r>
-        <w:t xml:space="preserve"> </w:t>
-      </w:r>
-      <w:r>
-        <w:rPr>
-          <w:bCs/>
-        </w:rPr>
-        <w:t>(2X)</w:t>
-      </w:r>
-    </w:p>
-    <w:p>
-      <w:bookmarkStart w:id="0" w:name="_GoBack"/>
-      <w:bookmarkEnd w:id="0"/>
+        <w:rPr>
+          <w:rFonts w:ascii="Times New Roman" w:hAnsi="Times New Roman"/>
+        </w:rPr>
+        <w:br/>
+        <w:t>Querido Senhor...</w:t>
+      </w:r>
     </w:p>
     <w:sectPr>
       <w:pgSz w:w="11906" w:h="16838"/>
@@ -453,8 +684,249 @@
 </w:document>
 </file>
 
+<file path=word/numbering.xml><?xml version="1.0" encoding="utf-8"?>
+<w:numbering xmlns:wpc="http://schemas.microsoft.com/office/word/2010/wordprocessingCanvas" xmlns:cx="http://schemas.microsoft.com/office/drawing/2014/chartex" xmlns:cx1="http://schemas.microsoft.com/office/drawing/2015/9/8/chartex" xmlns:cx2="http://schemas.microsoft.com/office/drawing/2015/10/21/chartex" xmlns:cx3="http://schemas.microsoft.com/office/drawing/2016/5/9/chartex" xmlns:cx4="http://schemas.microsoft.com/office/drawing/2016/5/10/chartex" xmlns:cx5="http://schemas.microsoft.com/office/drawing/2016/5/11/chartex" xmlns:cx6="http://schemas.microsoft.com/office/drawing/2016/5/12/chartex" xmlns:cx7="http://schemas.microsoft.com/office/drawing/2016/5/13/chartex" xmlns:cx8="http://schemas.microsoft.com/office/drawing/2016/5/14/chartex" xmlns:mc="http://schemas.openxmlformats.org/markup-compatibility/2006" xmlns:aink="http://schemas.microsoft.com/office/drawing/2016/ink" xmlns:am3d="http://schemas.microsoft.com/office/drawing/2017/model3d" xmlns:o="urn:schemas-microsoft-com:office:office" xmlns:oel="http://schemas.microsoft.com/office/2019/extlst" xmlns:r="http://schemas.openxmlformats.org/officeDocument/2006/relationships" xmlns:m="http://schemas.openxmlformats.org/officeDocument/2006/math" xmlns:v="urn:schemas-microsoft-com:vml" xmlns:wp14="http://schemas.microsoft.com/office/word/2010/wordprocessingDrawing" xmlns:wp="http://schemas.openxmlformats.org/drawingml/2006/wordprocessingDrawing" xmlns:w10="urn:schemas-microsoft-com:office:word" xmlns:w="http://schemas.openxmlformats.org/wordprocessingml/2006/main" xmlns:w14="http://schemas.microsoft.com/office/word/2010/wordml" xmlns:w15="http://schemas.microsoft.com/office/word/2012/wordml" xmlns:w16cex="http://schemas.microsoft.com/office/word/2018/wordml/cex" xmlns:w16cid="http://schemas.microsoft.com/office/word/2016/wordml/cid" xmlns:w16="http://schemas.microsoft.com/office/word/2018/wordml" xmlns:w16du="http://schemas.microsoft.com/office/word/2023/wordml/word16du" xmlns:w16sdtdh="http://schemas.microsoft.com/office/word/2020/wordml/sdtdatahash" xmlns:w16sdtfl="http://schemas.microsoft.com/office/word/2024/wordml/sdtformatlock" xmlns:w16se="http://schemas.microsoft.com/office/word/2015/wordml/symex" xmlns:wpg="http://schemas.microsoft.com/office/word/2010/wordprocessingGroup" xmlns:wpi="http://schemas.microsoft.com/office/word/2010/wordprocessingInk" xmlns:wne="http://schemas.microsoft.com/office/word/2006/wordml" xmlns:wps="http://schemas.microsoft.com/office/word/2010/wordprocessingShape" mc:Ignorable="w14 w15 w16se w16cid w16 w16cex w16sdtdh w16sdtfl w16du wp14">
+  <w:abstractNum w:abstractNumId="0" w15:restartNumberingAfterBreak="0">
+    <w:nsid w:val="205D3C4D"/>
+    <w:multiLevelType w:val="hybridMultilevel"/>
+    <w:tmpl w:val="4F780096"/>
+    <w:lvl w:ilvl="0" w:tplc="E2F0D186">
+      <w:start w:val="1"/>
+      <w:numFmt w:val="bullet"/>
+      <w:lvlText w:val=""/>
+      <w:lvlJc w:val="left"/>
+      <w:pPr>
+        <w:ind w:left="360" w:hanging="360"/>
+      </w:pPr>
+      <w:rPr>
+        <w:rFonts w:ascii="Webdings" w:hAnsi="Webdings" w:hint="default"/>
+        <w:sz w:val="22"/>
+        <w:szCs w:val="22"/>
+      </w:rPr>
+    </w:lvl>
+    <w:lvl w:ilvl="1" w:tplc="04160003">
+      <w:start w:val="1"/>
+      <w:numFmt w:val="bullet"/>
+      <w:lvlText w:val="o"/>
+      <w:lvlJc w:val="left"/>
+      <w:pPr>
+        <w:ind w:left="1440" w:hanging="360"/>
+      </w:pPr>
+      <w:rPr>
+        <w:rFonts w:ascii="Courier New" w:hAnsi="Courier New" w:cs="Courier New" w:hint="default"/>
+      </w:rPr>
+    </w:lvl>
+    <w:lvl w:ilvl="2" w:tplc="04160005" w:tentative="1">
+      <w:start w:val="1"/>
+      <w:numFmt w:val="bullet"/>
+      <w:lvlText w:val=""/>
+      <w:lvlJc w:val="left"/>
+      <w:pPr>
+        <w:ind w:left="2160" w:hanging="360"/>
+      </w:pPr>
+      <w:rPr>
+        <w:rFonts w:ascii="Wingdings" w:hAnsi="Wingdings" w:hint="default"/>
+      </w:rPr>
+    </w:lvl>
+    <w:lvl w:ilvl="3" w:tplc="04160001" w:tentative="1">
+      <w:start w:val="1"/>
+      <w:numFmt w:val="bullet"/>
+      <w:lvlText w:val=""/>
+      <w:lvlJc w:val="left"/>
+      <w:pPr>
+        <w:ind w:left="2880" w:hanging="360"/>
+      </w:pPr>
+      <w:rPr>
+        <w:rFonts w:ascii="Symbol" w:hAnsi="Symbol" w:hint="default"/>
+      </w:rPr>
+    </w:lvl>
+    <w:lvl w:ilvl="4" w:tplc="04160003" w:tentative="1">
+      <w:start w:val="1"/>
+      <w:numFmt w:val="bullet"/>
+      <w:lvlText w:val="o"/>
+      <w:lvlJc w:val="left"/>
+      <w:pPr>
+        <w:ind w:left="3600" w:hanging="360"/>
+      </w:pPr>
+      <w:rPr>
+        <w:rFonts w:ascii="Courier New" w:hAnsi="Courier New" w:cs="Courier New" w:hint="default"/>
+      </w:rPr>
+    </w:lvl>
+    <w:lvl w:ilvl="5" w:tplc="04160005" w:tentative="1">
+      <w:start w:val="1"/>
+      <w:numFmt w:val="bullet"/>
+      <w:lvlText w:val=""/>
+      <w:lvlJc w:val="left"/>
+      <w:pPr>
+        <w:ind w:left="4320" w:hanging="360"/>
+      </w:pPr>
+      <w:rPr>
+        <w:rFonts w:ascii="Wingdings" w:hAnsi="Wingdings" w:hint="default"/>
+      </w:rPr>
+    </w:lvl>
+    <w:lvl w:ilvl="6" w:tplc="04160001" w:tentative="1">
+      <w:start w:val="1"/>
+      <w:numFmt w:val="bullet"/>
+      <w:lvlText w:val=""/>
+      <w:lvlJc w:val="left"/>
+      <w:pPr>
+        <w:ind w:left="5040" w:hanging="360"/>
+      </w:pPr>
+      <w:rPr>
+        <w:rFonts w:ascii="Symbol" w:hAnsi="Symbol" w:hint="default"/>
+      </w:rPr>
+    </w:lvl>
+    <w:lvl w:ilvl="7" w:tplc="04160003" w:tentative="1">
+      <w:start w:val="1"/>
+      <w:numFmt w:val="bullet"/>
+      <w:lvlText w:val="o"/>
+      <w:lvlJc w:val="left"/>
+      <w:pPr>
+        <w:ind w:left="5760" w:hanging="360"/>
+      </w:pPr>
+      <w:rPr>
+        <w:rFonts w:ascii="Courier New" w:hAnsi="Courier New" w:cs="Courier New" w:hint="default"/>
+      </w:rPr>
+    </w:lvl>
+    <w:lvl w:ilvl="8" w:tplc="04160005" w:tentative="1">
+      <w:start w:val="1"/>
+      <w:numFmt w:val="bullet"/>
+      <w:lvlText w:val=""/>
+      <w:lvlJc w:val="left"/>
+      <w:pPr>
+        <w:ind w:left="6480" w:hanging="360"/>
+      </w:pPr>
+      <w:rPr>
+        <w:rFonts w:ascii="Wingdings" w:hAnsi="Wingdings" w:hint="default"/>
+      </w:rPr>
+    </w:lvl>
+  </w:abstractNum>
+  <w:abstractNum w:abstractNumId="1" w15:restartNumberingAfterBreak="0">
+    <w:nsid w:val="7B8F5F0C"/>
+    <w:multiLevelType w:val="hybridMultilevel"/>
+    <w:tmpl w:val="29FE5A56"/>
+    <w:lvl w:ilvl="0" w:tplc="07A24ED0">
+      <w:start w:val="1"/>
+      <w:numFmt w:val="bullet"/>
+      <w:lvlText w:val=""/>
+      <w:lvlJc w:val="left"/>
+      <w:pPr>
+        <w:ind w:left="360" w:hanging="360"/>
+      </w:pPr>
+      <w:rPr>
+        <w:rFonts w:ascii="Webdings" w:hAnsi="Webdings" w:hint="default"/>
+        <w:sz w:val="22"/>
+        <w:szCs w:val="22"/>
+      </w:rPr>
+    </w:lvl>
+    <w:lvl w:ilvl="1" w:tplc="04160003" w:tentative="1">
+      <w:start w:val="1"/>
+      <w:numFmt w:val="bullet"/>
+      <w:lvlText w:val="o"/>
+      <w:lvlJc w:val="left"/>
+      <w:pPr>
+        <w:ind w:left="1148" w:hanging="360"/>
+      </w:pPr>
+      <w:rPr>
+        <w:rFonts w:ascii="Courier New" w:hAnsi="Courier New" w:cs="Courier New" w:hint="default"/>
+      </w:rPr>
+    </w:lvl>
+    <w:lvl w:ilvl="2" w:tplc="04160005" w:tentative="1">
+      <w:start w:val="1"/>
+      <w:numFmt w:val="bullet"/>
+      <w:lvlText w:val=""/>
+      <w:lvlJc w:val="left"/>
+      <w:pPr>
+        <w:ind w:left="1868" w:hanging="360"/>
+      </w:pPr>
+      <w:rPr>
+        <w:rFonts w:ascii="Wingdings" w:hAnsi="Wingdings" w:hint="default"/>
+      </w:rPr>
+    </w:lvl>
+    <w:lvl w:ilvl="3" w:tplc="04160001" w:tentative="1">
+      <w:start w:val="1"/>
+      <w:numFmt w:val="bullet"/>
+      <w:lvlText w:val=""/>
+      <w:lvlJc w:val="left"/>
+      <w:pPr>
+        <w:ind w:left="2588" w:hanging="360"/>
+      </w:pPr>
+      <w:rPr>
+        <w:rFonts w:ascii="Symbol" w:hAnsi="Symbol" w:hint="default"/>
+      </w:rPr>
+    </w:lvl>
+    <w:lvl w:ilvl="4" w:tplc="04160003" w:tentative="1">
+      <w:start w:val="1"/>
+      <w:numFmt w:val="bullet"/>
+      <w:lvlText w:val="o"/>
+      <w:lvlJc w:val="left"/>
+      <w:pPr>
+        <w:ind w:left="3308" w:hanging="360"/>
+      </w:pPr>
+      <w:rPr>
+        <w:rFonts w:ascii="Courier New" w:hAnsi="Courier New" w:cs="Courier New" w:hint="default"/>
+      </w:rPr>
+    </w:lvl>
+    <w:lvl w:ilvl="5" w:tplc="04160005" w:tentative="1">
+      <w:start w:val="1"/>
+      <w:numFmt w:val="bullet"/>
+      <w:lvlText w:val=""/>
+      <w:lvlJc w:val="left"/>
+      <w:pPr>
+        <w:ind w:left="4028" w:hanging="360"/>
+      </w:pPr>
+      <w:rPr>
+        <w:rFonts w:ascii="Wingdings" w:hAnsi="Wingdings" w:hint="default"/>
+      </w:rPr>
+    </w:lvl>
+    <w:lvl w:ilvl="6" w:tplc="04160001" w:tentative="1">
+      <w:start w:val="1"/>
+      <w:numFmt w:val="bullet"/>
+      <w:lvlText w:val=""/>
+      <w:lvlJc w:val="left"/>
+      <w:pPr>
+        <w:ind w:left="4748" w:hanging="360"/>
+      </w:pPr>
+      <w:rPr>
+        <w:rFonts w:ascii="Symbol" w:hAnsi="Symbol" w:hint="default"/>
+      </w:rPr>
+    </w:lvl>
+    <w:lvl w:ilvl="7" w:tplc="04160003" w:tentative="1">
+      <w:start w:val="1"/>
+      <w:numFmt w:val="bullet"/>
+      <w:lvlText w:val="o"/>
+      <w:lvlJc w:val="left"/>
+      <w:pPr>
+        <w:ind w:left="5468" w:hanging="360"/>
+      </w:pPr>
+      <w:rPr>
+        <w:rFonts w:ascii="Courier New" w:hAnsi="Courier New" w:cs="Courier New" w:hint="default"/>
+      </w:rPr>
+    </w:lvl>
+    <w:lvl w:ilvl="8" w:tplc="04160005" w:tentative="1">
+      <w:start w:val="1"/>
+      <w:numFmt w:val="bullet"/>
+      <w:lvlText w:val=""/>
+      <w:lvlJc w:val="left"/>
+      <w:pPr>
+        <w:ind w:left="6188" w:hanging="360"/>
+      </w:pPr>
+      <w:rPr>
+        <w:rFonts w:ascii="Wingdings" w:hAnsi="Wingdings" w:hint="default"/>
+      </w:rPr>
+    </w:lvl>
+  </w:abstractNum>
+  <w:num w:numId="1" w16cid:durableId="1339430675">
+    <w:abstractNumId w:val="0"/>
+  </w:num>
+  <w:num w:numId="2" w16cid:durableId="699818763">
+    <w:abstractNumId w:val="1"/>
+  </w:num>
+</w:numbering>
+</file>
+
 <file path=word/styles.xml><?xml version="1.0" encoding="utf-8"?>
-<w:styles xmlns:mc="http://schemas.openxmlformats.org/markup-compatibility/2006" xmlns:r="http://schemas.openxmlformats.org/officeDocument/2006/relationships" xmlns:w="http://schemas.openxmlformats.org/wordprocessingml/2006/main" xmlns:w14="http://schemas.microsoft.com/office/word/2010/wordml" xmlns:w15="http://schemas.microsoft.com/office/word/2012/wordml" xmlns:w16cid="http://schemas.microsoft.com/office/word/2016/wordml/cid" xmlns:w16se="http://schemas.microsoft.com/office/word/2015/wordml/symex" mc:Ignorable="w14 w15 w16se w16cid">
+<w:styles xmlns:mc="http://schemas.openxmlformats.org/markup-compatibility/2006" xmlns:r="http://schemas.openxmlformats.org/officeDocument/2006/relationships" xmlns:w="http://schemas.openxmlformats.org/wordprocessingml/2006/main" xmlns:w14="http://schemas.microsoft.com/office/word/2010/wordml" xmlns:w15="http://schemas.microsoft.com/office/word/2012/wordml" xmlns:w16cex="http://schemas.microsoft.com/office/word/2018/wordml/cex" xmlns:w16cid="http://schemas.microsoft.com/office/word/2016/wordml/cid" xmlns:w16="http://schemas.microsoft.com/office/word/2018/wordml" xmlns:w16du="http://schemas.microsoft.com/office/word/2023/wordml/word16du" xmlns:w16sdtdh="http://schemas.microsoft.com/office/word/2020/wordml/sdtdatahash" xmlns:w16sdtfl="http://schemas.microsoft.com/office/word/2024/wordml/sdtformatlock" xmlns:w16se="http://schemas.microsoft.com/office/word/2015/wordml/symex" mc:Ignorable="w14 w15 w16se w16cid w16 w16cex w16sdtdh w16sdtfl w16du">
   <w:docDefaults>
     <w:rPrDefault>
       <w:rPr>
@@ -472,7 +944,7 @@
       </w:pPr>
     </w:pPrDefault>
   </w:docDefaults>
-  <w:latentStyles w:defLockedState="0" w:defUIPriority="99" w:defSemiHidden="0" w:defUnhideWhenUsed="0" w:defQFormat="0" w:count="375">
+  <w:latentStyles w:defLockedState="0" w:defUIPriority="99" w:defSemiHidden="0" w:defUnhideWhenUsed="0" w:defQFormat="0" w:count="376">
     <w:lsdException w:name="Normal" w:uiPriority="0" w:qFormat="1"/>
     <w:lsdException w:name="heading 1" w:uiPriority="9" w:qFormat="1"/>
     <w:lsdException w:name="heading 2" w:semiHidden="1" w:uiPriority="9" w:unhideWhenUsed="1" w:qFormat="1"/>
@@ -848,6 +1320,7 @@
     <w:lsdException w:name="Smart Hyperlink" w:semiHidden="1" w:unhideWhenUsed="1"/>
     <w:lsdException w:name="Hashtag" w:semiHidden="1" w:unhideWhenUsed="1"/>
     <w:lsdException w:name="Unresolved Mention" w:semiHidden="1" w:unhideWhenUsed="1"/>
+    <w:lsdException w:name="Smart Link" w:semiHidden="1" w:unhideWhenUsed="1"/>
   </w:latentStyles>
   <w:style w:type="paragraph" w:default="1" w:styleId="Normal">
     <w:name w:val="Normal"/>
